--- a/en/wisdom-stories/hour-with-dad.docx
+++ b/en/wisdom-stories/hour-with-dad.docx
@@ -209,7 +209,7 @@
         <w:rPr>
           <w:lang/>
         </w:rPr>
-        <w:t>His father paced for a while. As his anger faded, he realised he had never asked what his son wanted the money for. Perhaps it was something important to him.</w:t>
+        <w:t xml:space="preserve">His father paced for a while. As his anger faded, he realized he had never asked what his son wanted the money for. Perhaps it was something important to him.</w:t>
       </w:r>
     </w:p>
     <w:p>
@@ -352,7 +352,7 @@
         <w:rPr>
           <w:lang/>
         </w:rPr>
-        <w:t>His father’s eyes filled with tears. He held his son close and apologised once more.</w:t>
+        <w:t xml:space="preserve">His father’s eyes filled with tears. He held his son close and apologized once more.</w:t>
       </w:r>
     </w:p>
     <w:p>
